--- a/02 CS Standards/template/CS-Template.docx
+++ b/02 CS Standards/template/CS-Template.docx
@@ -635,7 +635,7 @@
                 <w:rFonts w:ascii="Courier New" w:hAnsi="Courier New"/>
                 <w:sz w:val="19"/>
               </w:rPr>
-              <w:t>04 Datasheets/&lt;file&gt;.pdf</w:t>
+              <w:t>03 Datasheets/&lt;file&gt;.pdf</w:t>
             </w:r>
           </w:p>
         </w:tc>

--- a/02 CS Standards/template/CS-Template.docx
+++ b/02 CS Standards/template/CS-Template.docx
@@ -8,6 +8,29 @@
       </w:pPr>
       <w:r>
         <w:t>CS-XXX Title of Standard</w:t>
+      </w:r>
+    </w:p>
+    <w:p>
+      <w:r>
+        <w:t xml:space="preserve">Read </w:t>
+      </w:r>
+      <w:r>
+        <w:rPr>
+          <w:rFonts w:ascii="Courier New" w:hAnsi="Courier New"/>
+        </w:rPr>
+        <w:t>02 CS Standards/STYLE.md</w:t>
+      </w:r>
+      <w:r>
+        <w:t xml:space="preserve"> before you write. The H1 above is </w:t>
+      </w:r>
+      <w:r>
+        <w:rPr>
+          <w:rFonts w:ascii="Courier New" w:hAnsi="Courier New"/>
+        </w:rPr>
+        <w:t># CS-0xx Title</w:t>
+      </w:r>
+      <w:r>
+        <w:t>; the Title field below and the CS-INDEX row repeat that title exactly (CS-000 §4). Delete each guidance line as you fill its section.</w:t>
       </w:r>
     </w:p>
     <w:tbl>
@@ -148,7 +171,7 @@
               <w:rPr>
                 <w:sz w:val="19"/>
               </w:rPr>
-              <w:t>Draft, pending Lead signature / Released / Under Revision / Retired (a doc is never "Released" while its Approver row is blank)</w:t>
+              <w:t>Draft, pending Lead signature / Released / Retired (a doc is never "Released" while its Approver row is blank; Under Revision is shown in CS-INDEX only)</w:t>
             </w:r>
           </w:p>
         </w:tc>
@@ -206,7 +229,7 @@
               <w:rPr>
                 <w:sz w:val="19"/>
               </w:rPr>
-              <w:t>— (or prior doc/practice)</w:t>
+              <w:t>None (or the prior doc or practice)</w:t>
             </w:r>
           </w:p>
         </w:tc>
@@ -368,6 +391,11 @@
     <w:p/>
     <w:p>
       <w:r>
+        <w:t>The Reviewer row names the review of the current revision, with its date. An agent review is written "simon (reviewer agent)"; a shop procedure also names the member who walked it (CS-000 §7.1 step 5).</w:t>
+      </w:r>
+    </w:p>
+    <w:p>
+      <w:r>
         <w:rPr>
           <w:b/>
         </w:rPr>
@@ -503,6 +531,11 @@
     </w:tbl>
     <w:p/>
     <w:p>
+      <w:r>
+        <w:t>One row per revision letter, oldest first: what changed and why. The last row's date is the Effective date above, and its letter is the Revision. Agent work is credited as "Claude (what was done, requested by name)".</w:t>
+      </w:r>
+    </w:p>
+    <w:p>
       <w:pPr>
         <w:pStyle w:val="Heading2"/>
       </w:pPr>
@@ -513,6 +546,47 @@
     <w:p>
       <w:r>
         <w:t>One paragraph: what this standard controls and why it exists (cite the pain point or incident that motivated it, e.g. PP-XX).</w:t>
+      </w:r>
+    </w:p>
+    <w:p>
+      <w:r>
+        <w:t xml:space="preserve">Headings are </w:t>
+      </w:r>
+      <w:r>
+        <w:rPr>
+          <w:rFonts w:ascii="Courier New" w:hAnsi="Courier New"/>
+        </w:rPr>
+        <w:t>##</w:t>
+      </w:r>
+      <w:r>
+        <w:t xml:space="preserve"> and </w:t>
+      </w:r>
+      <w:r>
+        <w:rPr>
+          <w:rFonts w:ascii="Courier New" w:hAnsi="Courier New"/>
+        </w:rPr>
+        <w:t>###</w:t>
+      </w:r>
+      <w:r>
+        <w:t xml:space="preserve"> only, numbered </w:t>
+      </w:r>
+      <w:r>
+        <w:rPr>
+          <w:rFonts w:ascii="Courier New" w:hAnsi="Courier New"/>
+        </w:rPr>
+        <w:t>n.</w:t>
+      </w:r>
+      <w:r>
+        <w:t xml:space="preserve"> and </w:t>
+      </w:r>
+      <w:r>
+        <w:rPr>
+          <w:rFonts w:ascii="Courier New" w:hAnsi="Courier New"/>
+        </w:rPr>
+        <w:t>n.n</w:t>
+      </w:r>
+      <w:r>
+        <w:t>, and worded the way a member would ask: "7.3 Degassing the resin", not "7.3 Preparation".</w:t>
       </w:r>
     </w:p>
     <w:p>
@@ -734,7 +808,7 @@
     </w:p>
     <w:p>
       <w:r>
-        <w:t>Terms and shorthand used below (write for a first-semester member).</w:t>
+        <w:t>Terms and shorthand used below (write for a first-semester member). Use shall, should and may as CS-000 §4 defines them.</w:t>
       </w:r>
     </w:p>
     <w:p>
@@ -879,7 +953,7 @@
         <w:t xml:space="preserve">⚠ CAUTION: </w:t>
       </w:r>
       <w:r>
-        <w:t>Cautions use blockquote lines like this; they render as ⚠ CAUTION callouts.</w:t>
+        <w:t>Cautions use blockquote lines like this, and only for cautions. They render as ⚠ CAUTION callouts in the .docx; the PDF shows them indented only.</w:t>
       </w:r>
     </w:p>
     <w:tbl>
@@ -916,6 +990,29 @@
       </w:tr>
     </w:tbl>
     <w:p/>
+    <w:p>
+      <w:r>
+        <w:t xml:space="preserve">A figure is one image line on its own, in the form </w:t>
+      </w:r>
+      <w:r>
+        <w:rPr>
+          <w:rFonts w:ascii="Courier New" w:hAnsi="Courier New"/>
+        </w:rPr>
+        <w:t>!Caption in the words a member would search for (figures/csXXX-name.png)</w:t>
+      </w:r>
+      <w:r>
+        <w:t xml:space="preserve">: the caption is the alt text and the build numbers it. The SVG source goes in </w:t>
+      </w:r>
+      <w:r>
+        <w:rPr>
+          <w:rFonts w:ascii="Courier New" w:hAnsi="Courier New"/>
+        </w:rPr>
+        <w:t>02 CS Standards/src/figures/</w:t>
+      </w:r>
+      <w:r>
+        <w:t xml:space="preserve"> (CS-000 §7.1 step 4, STYLE.md §5).</w:t>
+      </w:r>
+    </w:p>
     <w:p>
       <w:pPr>
         <w:pStyle w:val="Heading2"/>
